--- a/en/wisdom-stories/fortieth-day-rite.docx
+++ b/en/wisdom-stories/fortieth-day-rite.docx
@@ -4,106 +4,57 @@
   <w:body>
     <w:p>
       <w:pPr>
-        <w:spacing w:before="0" w:after="60"/>
-        <w:jc w:val="left"/>
+        <w:pStyle w:val="Title"/>
       </w:pPr>
       <w:r>
-        <w:rPr>
-          <w:rFonts w:ascii="Arial" w:hAnsi="Arial" w:eastAsia="Arial"/>
-          <w:i w:val="0"/>
-          <w:color w:val="000000"/>
-          <w:sz w:val="52"/>
-        </w:rPr>
-        <w:t>Forty days</w:t>
+        <w:t>The Fortieth Day</w:t>
+      </w:r>
+    </w:p>
+    <w:p>
+      <w:pPr/>
+      <w:r>
+        <w:t>In some Turkic communities, tradition keeps a mother and newborn at home without visitors for forty days after the birth. The custom is said to date back to the Göktürks.</w:t>
       </w:r>
     </w:p>
     <w:p>
       <w:pPr>
-        <w:jc w:val="left"/>
+        <w:keepNext/>
       </w:pPr>
       <w:r>
-        <w:rPr>
-          <w:rFonts w:ascii="Arial" w:hAnsi="Arial" w:eastAsia="Arial"/>
-          <w:i w:val="0"/>
-          <w:color w:val="000000"/>
-          <w:sz w:val="22"/>
-        </w:rPr>
-        <w:t>There is a custom in Turkic countries where the mother and baby do not leave the house for forty days after birth, and no guests come to their house. It is said that this is an ancient Turkish custom and dates back to the Goyturks.</w:t>
+        <w:t>On the fortieth day, a close relative invites the mother and baby to visit and presents symbolic gifts: coins for prosperity; cotton for a long life and a gentle heart, even when the child’s hair turns white; sugar for sweet words and a cheerful face; wheat for abundance at home; salt for a life that never loses its flavor; and eggs for nourishment and strength.</w:t>
       </w:r>
     </w:p>
     <w:p>
       <w:pPr>
-        <w:jc w:val="left"/>
+        <w:keepNext/>
+        <w:keepLines/>
+        <w:spacing w:before="160"/>
       </w:pPr>
       <w:r>
         <w:rPr>
-          <w:rFonts w:ascii="Arial" w:hAnsi="Arial" w:eastAsia="Arial"/>
-          <w:i w:val="0"/>
-          <w:color w:val="000000"/>
-          <w:sz w:val="22"/>
+          <w:b/>
         </w:rPr>
-        <w:t>When the time came, the child's fortieth birthday was celebrated as follows: the mother and child were invited to the house of one of their close relatives, and the owner of the house would give gifts in the name of the baby - SMALL MONEY so that he would be prosperous throughout his life; COTTON so that he would live long and have a soft heart until his hair turned gray; SUGAR so that his mouth would always be sweet and his face would always smile; WHEAT so that his house would be blessed; SALT so that his mouth would not run out of flavor; EGGS so that his stomach would be full and his back strong.</w:t>
+        <w:t>Moral:</w:t>
+      </w:r>
+      <w:r>
+        <w:t xml:space="preserve"> Customs can hold generations of love and blessings. A baby’s gifts express hopes for an entire lifetime.</w:t>
       </w:r>
     </w:p>
     <w:p>
       <w:pPr>
-        <w:pStyle w:val="Moral"/>
-        <w:keepNext/>
-        <w:keepLines/>
-        <w:widowControl/>
-        <w:spacing w:before="240" w:after="180" w:line="283" w:lineRule="auto"/>
-        <w:ind w:left="240" w:right="240"/>
-        <w:jc w:val="left"/>
-        <w:pBdr>
-          <w:top w:val="single" w:sz="8" w:space="7" w:color="E8D59A"/>
-          <w:left w:val="single" w:sz="32" w:space="11" w:color="C6A23A"/>
-          <w:bottom w:val="single" w:sz="8" w:space="7" w:color="E8D59A"/>
-          <w:right w:val="single" w:sz="8" w:space="11" w:color="E8D59A"/>
-        </w:pBdr>
-        <w:shd w:val="clear" w:color="auto" w:fill="FFF8E1"/>
+        <w:spacing w:after="80"/>
       </w:pPr>
       <w:r>
         <w:rPr>
-          <w:rFonts w:ascii="Arial" w:hAnsi="Arial" w:eastAsia="Arial" w:cs="Arial"/>
-          <w:b/>
-          <w:i w:val="0"/>
-          <w:color w:val="9A7417"/>
-          <w:sz w:val="22"/>
+          <w:i/>
+          <w:sz w:val="18"/>
         </w:rPr>
-        <w:t xml:space="preserve">Moral: </w:t>
-      </w:r>
-      <w:r>
-        <w:rPr>
-          <w:rFonts w:ascii="Arial" w:hAnsi="Arial" w:eastAsia="Arial" w:cs="Arial"/>
-          <w:b w:val="0"/>
-          <w:i w:val="0"/>
-          <w:color w:val="3F3826"/>
-          <w:sz w:val="22"/>
-        </w:rPr>
-        <w:t>A blessing and love are hidden in each of our customs. The gifts given to a baby are actually beautiful wishes that are kept for his whole life.</w:t>
-      </w:r>
-    </w:p>
-    <w:p>
-      <w:pPr>
-        <w:keepLines/>
-        <w:widowControl/>
-        <w:spacing w:before="60" w:after="0" w:line="240" w:lineRule="auto"/>
-        <w:jc w:val="right"/>
-      </w:pPr>
-      <w:r>
-        <w:rPr>
-          <w:rFonts w:ascii="Arial" w:hAnsi="Arial" w:eastAsia="Arial" w:cs="Arial"/>
-          <w:b w:val="0"/>
-          <w:i/>
-          <w:color w:val="8A7950"/>
-          <w:sz w:val="17"/>
-        </w:rPr>
-        <w:t>The story was obtained from open Internet sources.</w:t>
+        <w:t>Source: Publicly available internet sources.</w:t>
       </w:r>
     </w:p>
     <w:sectPr>
       <w:pgSz w:w="12240" w:h="15840"/>
-      <w:pgMar w:top="1440" w:right="1440" w:bottom="1440" w:left="1440" w:header="708" w:footer="708" w:gutter="0"/>
+      <w:pgMar w:top="1080" w:right="1224" w:bottom="1080" w:left="1224" w:header="720" w:footer="720" w:gutter="0"/>
       <w:cols w:space="720"/>
       <w:docGrid w:linePitch="360"/>
     </w:sectPr>
@@ -475,12 +426,14 @@
     <w:qFormat/>
     <w:rsid w:val="00FC693F"/>
     <w:pPr>
-      <w:spacing w:before="0" w:after="160" w:line="276" w:lineRule="auto"/>
+      <w:widowControl/>
+      <w:spacing w:after="120" w:line="259" w:lineRule="auto"/>
     </w:pPr>
     <w:rPr>
-      <w:rFonts w:ascii="Arial" w:hAnsi="Arial" w:eastAsia="Arial"/>
+      <w:rFonts w:ascii="Arial" w:hAnsi="Arial"/>
       <w:color w:val="000000"/>
       <w:sz w:val="22"/>
+      <w:lang w:val="en-US"/>
     </w:rPr>
   </w:style>
   <w:style w:type="paragraph" w:styleId="Header">
@@ -824,18 +777,17 @@
     <w:qFormat/>
     <w:rsid w:val="00FC693F"/>
     <w:pPr>
-      <w:pBdr>
-        <w:bottom w:val="single" w:sz="8" w:space="4" w:color="4F81BD" w:themeColor="accent1"/>
-      </w:pBdr>
-      <w:spacing w:after="300" w:line="240" w:lineRule="auto"/>
+      <w:keepNext/>
+      <w:spacing w:after="280" w:line="240" w:lineRule="auto"/>
       <w:contextualSpacing/>
     </w:pPr>
     <w:rPr>
-      <w:rFonts w:asciiTheme="majorHAnsi" w:eastAsiaTheme="majorEastAsia" w:hAnsiTheme="majorHAnsi" w:cstheme="majorBidi"/>
-      <w:color w:val="17365D" w:themeColor="text2" w:themeShade="BF"/>
+      <w:rFonts w:asciiTheme="majorHAnsi" w:eastAsiaTheme="majorEastAsia" w:hAnsiTheme="majorHAnsi" w:cstheme="majorBidi" w:ascii="Arial" w:hAnsi="Arial"/>
+      <w:b/>
+      <w:color w:val="000000"/>
       <w:spacing w:val="5"/>
       <w:kern w:val="28"/>
-      <w:sz w:val="52"/>
+      <w:sz w:val="34"/>
       <w:szCs w:val="52"/>
     </w:rPr>
   </w:style>
@@ -1311,9 +1263,6 @@
     <w:qFormat/>
     <w:rsid w:val="00FC693F"/>
     <w:pPr>
-      <w:pBdr>
-        <w:bottom w:val="single" w:sz="4" w:space="4" w:color="4F81BD" w:themeColor="accent1"/>
-      </w:pBdr>
       <w:spacing w:before="200" w:after="280"/>
       <w:ind w:left="936" w:right="936"/>
     </w:pPr>
@@ -12164,18 +12113,6 @@
         <w:shd w:val="clear" w:color="auto" w:fill="FBCAA2" w:themeFill="accent6" w:themeFillTint="7F"/>
       </w:tcPr>
     </w:tblStylePr>
-  </w:style>
-  <w:style w:type="paragraph" w:customStyle="1" w:styleId="Moral">
-    <w:name w:val="Moral"/>
-    <w:basedOn w:val="Normal"/>
-    <w:pPr>
-      <w:spacing w:before="160" w:after="0" w:line="276" w:lineRule="auto"/>
-    </w:pPr>
-    <w:rPr>
-      <w:rFonts w:ascii="Arial" w:hAnsi="Arial" w:eastAsia="Arial"/>
-      <w:i/>
-      <w:sz w:val="22"/>
-    </w:rPr>
   </w:style>
 </w:styles>
 </file>

--- a/en/wisdom-stories/fortieth-day-rite.docx
+++ b/en/wisdom-stories/fortieth-day-rite.docx
@@ -7,13 +7,13 @@
         <w:pStyle w:val="Title"/>
       </w:pPr>
       <w:r>
-        <w:t>The Fortieth Day</w:t>
+        <w:t>The Fortieth-Day Rite</w:t>
       </w:r>
     </w:p>
     <w:p>
       <w:pPr/>
       <w:r>
-        <w:t>In some Turkic communities, tradition keeps a mother and newborn at home without visitors for forty days after the birth. The custom is said to date back to the Göktürks.</w:t>
+        <w:t>In Turkic lands, tradition keeps a mother and newborn at home without visitors for forty days after the birth. The custom is said to date back to the Göktürks.</w:t>
       </w:r>
     </w:p>
     <w:p>
@@ -21,7 +21,7 @@
         <w:keepNext/>
       </w:pPr>
       <w:r>
-        <w:t>On the fortieth day, a close relative invites the mother and baby to visit and presents symbolic gifts: coins for prosperity; cotton for a long life and a gentle heart, even when the child’s hair turns white; sugar for sweet words and a cheerful face; wheat for abundance at home; salt for a life that never loses its flavor; and eggs for nourishment and strength.</w:t>
+        <w:t>On the fortieth day, a close relative invites the mother and baby to visit and presents symbolic gifts: coins for prosperity; cotton for a long life and a gentle heart, so that he lives until his hair turns white; sugar for sweet words and a cheerful face; rice so that blessing may come to the home; salt so the taste of his mouth never fades; and an egg for a full belly and a healthy body.</w:t>
       </w:r>
     </w:p>
     <w:p>
@@ -34,11 +34,9 @@
         <w:rPr>
           <w:b/>
         </w:rPr>
-        <w:t>Moral:</w:t>
+        <w:t>Moral: In each of our customs a blessing and a love lie hidden. A baby’s gifts express hopes for an entire lifetime.</w:t>
       </w:r>
-      <w:r>
-        <w:t xml:space="preserve"> Customs can hold generations of love and blessings. A baby’s gifts express hopes for an entire lifetime.</w:t>
-      </w:r>
+      <w:r/>
     </w:p>
     <w:p>
       <w:pPr>
@@ -49,7 +47,7 @@
           <w:i/>
           <w:sz w:val="18"/>
         </w:rPr>
-        <w:t>Source: Publicly available internet sources.</w:t>
+        <w:t>Stories are taken from open Internet sources; illustrations were created with AI.</w:t>
       </w:r>
     </w:p>
     <w:sectPr>

--- a/en/wisdom-stories/fortieth-day-rite.docx
+++ b/en/wisdom-stories/fortieth-day-rite.docx
@@ -66,7 +66,7 @@
         <w:rPr>
           <w:lang/>
         </w:rPr>
-        <w:t>Cotton, for a long life reaching into grey-haired old age, and a gentle heart;</w:t>
+        <w:t xml:space="preserve">Cotton, for a long life reaching into gray-haired old age, and a gentle heart;</w:t>
       </w:r>
     </w:p>
     <w:p>
@@ -105,7 +105,7 @@
         <w:rPr>
           <w:lang/>
         </w:rPr>
-        <w:t>Salt, for a life that never loses its savour;</w:t>
+        <w:t xml:space="preserve">Salt, for a life that never loses its savor;</w:t>
       </w:r>
     </w:p>
     <w:p>
